--- a/course_development/active_inference_family/03_patterns_in_play/05_action/output/lab-protocols/05_action-lab.docx
+++ b/course_development/active_inference_family/03_patterns_in_play/05_action/output/lab-protocols/05_action-lab.docx
@@ -4,32 +4,82 @@
   <w:body>
     <w:p>
       <w:r>
-        <w:t>Lab: Exploring Action</w:t>
+        <w:t>Lab: Jenga (The Tower of Patience)</w:t>
       </w:r>
     </w:p>
     <w:p>
       <w:r>
-        <w:t>Objective</w:t>
+        <w:t>Goal</w:t>
       </w:r>
     </w:p>
     <w:p>
       <w:r>
-        <w:t>Design and simulate a simple agent that demonstrates the principles of Action .</w:t>
+        <w:t>To practice fine motor skills and turn-taking under pressure.</w:t>
       </w:r>
     </w:p>
     <w:p>
       <w:r>
-        <w:t>Prerequisites</w:t>
+        <w:t>What You Need</w:t>
       </w:r>
     </w:p>
     <w:p>
       <w:r>
-        <w:t>Basic understanding of Python or a relevant simulation tool.  Familiarity with the formal definition of Action.   Steps</w:t>
+        <w:t>A Jenga set (or block tower).   Steps</w:t>
       </w:r>
     </w:p>
     <w:p>
       <w:r>
-        <w:t>Define the Environment : Create a simple grid world or state space relevant to Family.  Define the Agent : Specify the agent's generative model, focusing on Action.  Simulation : Run the agent for 100 timesteps.  Perturbation : Introduce a specific challenge to Action (e.g., increased noise, occlusion).  Analysis : Plot the Free Energy over time. Does the agent successfully adapt?   Discussion Requirements</w:t>
+        <w:t>1. The Build</w:t>
+      </w:r>
+    </w:p>
+    <w:p>
+      <w:r>
+        <w:t>Build the tower together.</w:t>
+      </w:r>
+    </w:p>
+    <w:p>
+      <w:r>
+        <w:t>2. The Move</w:t>
+      </w:r>
+    </w:p>
+    <w:p>
+      <w:r>
+        <w:t>Player 1 removes a block.</w:t>
+        <w:br/>
+        <w:t>Player 2 MUST WAIT.</w:t>
+        <w:br/>
+        <w:t>Even if the tower is wobbling!</w:t>
+        <w:br/>
+        <w:t>Even if they want to help!</w:t>
+      </w:r>
+    </w:p>
+    <w:p>
+      <w:r>
+        <w:t>3. The Pressure</w:t>
+      </w:r>
+    </w:p>
+    <w:p>
+      <w:r>
+        <w:t>As the tower gets higher, the pressure goes up.</w:t>
+        <w:br/>
+        <w:t>Your hand might shake.</w:t>
+        <w:br/>
+        <w:t>Take a deep breath. (Calm the brain).</w:t>
+      </w:r>
+    </w:p>
+    <w:p>
+      <w:r>
+        <w:t>Discussion</w:t>
+      </w:r>
+    </w:p>
+    <w:p>
+      <w:r>
+        <w:t>Did you want to grab the tower when it started to fall? (Reflex).  Was it hard to watch your partner make a "bad" move?  Turn-taking is a contract: "I trust you with the tower."   What We Learned</w:t>
+      </w:r>
+    </w:p>
+    <w:p>
+      <w:r>
+        <w:t>Games teach us to control our bodies and respect the rhythm of others.</w:t>
       </w:r>
     </w:p>
     <w:sectPr>
